--- a/docs/hw_design_TODOs.docx
+++ b/docs/hw_design_TODOs.docx
@@ -236,6 +236,26 @@
       <w:proofErr w:type="spellEnd"/>
       <w:r>
         <w:t xml:space="preserve"> – túl erős fényük van</w:t>
+      </w:r>
+    </w:p>
+    <w:p/>
+    <w:p>
+      <w:r>
+        <w:t>TODOOO</w:t>
+      </w:r>
+      <w:r>
+        <w:br/>
+        <w:t xml:space="preserve">32A vizsgálata </w:t>
+      </w:r>
+      <w:proofErr w:type="spellStart"/>
+      <w:r>
+        <w:t>mindenhool</w:t>
+      </w:r>
+      <w:proofErr w:type="spellEnd"/>
+    </w:p>
+    <w:p>
+      <w:r>
+        <w:t>kiszedni a nem kellő regisztereket</w:t>
       </w:r>
     </w:p>
     <w:sectPr>
